--- a/CRUDEX/StaticFiles/testes/report_template.docx
+++ b/CRUDEX/StaticFiles/testes/report_template.docx
@@ -47,6 +47,7 @@
         </w:rPr>
         <w:t>Customer</w:t>
       </w:r>
+      <w:proofErr w:type="gramStart"/>
       <w:r>
         <w:rPr>
           <w:b/>
@@ -66,7 +67,24 @@
           <w:b/>
           <w:bCs/>
         </w:rPr>
-        <w:t xml:space="preserve"> &lt;CustomerName&gt;</w:t>
+        <w:t xml:space="preserve"> &lt;</w:t>
+      </w:r>
+      <w:proofErr w:type="spellStart"/>
+      <w:proofErr w:type="gramEnd"/>
+      <w:r>
+        <w:rPr>
+          <w:b/>
+          <w:bCs/>
+        </w:rPr>
+        <w:t>CustomerName</w:t>
+      </w:r>
+      <w:proofErr w:type="spellEnd"/>
+      <w:r>
+        <w:rPr>
+          <w:b/>
+          <w:bCs/>
+        </w:rPr>
+        <w:t>&gt;</w:t>
       </w:r>
     </w:p>
     <w:p>
@@ -78,7 +96,15 @@
         <w:t>Invoice Date</w:t>
       </w:r>
       <w:r>
-        <w:t>: &lt;InvoiceDate&gt;</w:t>
+        <w:t>: &lt;</w:t>
+      </w:r>
+      <w:proofErr w:type="spellStart"/>
+      <w:r>
+        <w:t>InvoiceDate</w:t>
+      </w:r>
+      <w:proofErr w:type="spellEnd"/>
+      <w:r>
+        <w:t>&gt;</w:t>
       </w:r>
     </w:p>
     <w:tbl>
@@ -285,10 +311,10 @@
           <w:noProof/>
         </w:rPr>
         <w:drawing>
-          <wp:inline distT="0" distB="0" distL="0" distR="0" wp14:anchorId="1F610832" wp14:editId="6A4DD0DC">
+          <wp:inline distT="0" distB="0" distL="0" distR="0" wp14:anchorId="4560511C" wp14:editId="1B146BD3">
             <wp:extent cx="1748734" cy="1104900"/>
             <wp:effectExtent l="0" t="0" r="4445" b="0"/>
-            <wp:docPr id="1313686793" name="Imagem 2" descr="EvadinLogo"/>
+            <wp:docPr id="1574959663" name="Imagem 2" descr="EvadinLogo"/>
             <wp:cNvGraphicFramePr>
               <a:graphicFrameLocks xmlns:a="http://schemas.openxmlformats.org/drawingml/2006/main" noChangeAspect="1"/>
             </wp:cNvGraphicFramePr>
@@ -300,7 +326,7 @@
                     <pic:cNvPicPr/>
                   </pic:nvPicPr>
                   <pic:blipFill>
-                    <a:blip r:embed="rId6"/>
+                    <a:blip r:embed="rId8"/>
                     <a:stretch>
                       <a:fillRect/>
                     </a:stretch>
@@ -322,6 +348,12 @@
       </w:r>
     </w:p>
     <w:sectPr>
+      <w:headerReference w:type="even" r:id="rId9"/>
+      <w:headerReference w:type="default" r:id="rId10"/>
+      <w:footerReference w:type="even" r:id="rId11"/>
+      <w:footerReference w:type="default" r:id="rId12"/>
+      <w:headerReference w:type="first" r:id="rId13"/>
+      <w:footerReference w:type="first" r:id="rId14"/>
       <w:pgSz w:w="12240" w:h="15840"/>
       <w:pgMar w:top="1440" w:right="1800" w:bottom="1440" w:left="1800" w:header="720" w:footer="720" w:gutter="0"/>
       <w:cols w:space="720"/>
@@ -329,6 +361,537 @@
     </w:sectPr>
   </w:body>
 </w:document>
+</file>
+
+<file path=word/endnotes.xml><?xml version="1.0" encoding="utf-8"?>
+<w:endnotes xmlns:wpc="http://schemas.microsoft.com/office/word/2010/wordprocessingCanvas" xmlns:cx="http://schemas.microsoft.com/office/drawing/2014/chartex" xmlns:cx1="http://schemas.microsoft.com/office/drawing/2015/9/8/chartex" xmlns:cx2="http://schemas.microsoft.com/office/drawing/2015/10/21/chartex" xmlns:cx3="http://schemas.microsoft.com/office/drawing/2016/5/9/chartex" xmlns:cx4="http://schemas.microsoft.com/office/drawing/2016/5/10/chartex" xmlns:cx5="http://schemas.microsoft.com/office/drawing/2016/5/11/chartex" xmlns:cx6="http://schemas.microsoft.com/office/drawing/2016/5/12/chartex" xmlns:cx7="http://schemas.microsoft.com/office/drawing/2016/5/13/chartex" xmlns:cx8="http://schemas.microsoft.com/office/drawing/2016/5/14/chartex" xmlns:mc="http://schemas.openxmlformats.org/markup-compatibility/2006" xmlns:aink="http://schemas.microsoft.com/office/drawing/2016/ink" xmlns:am3d="http://schemas.microsoft.com/office/drawing/2017/model3d" xmlns:o="urn:schemas-microsoft-com:office:office" xmlns:oel="http://schemas.microsoft.com/office/2019/extlst" xmlns:r="http://schemas.openxmlformats.org/officeDocument/2006/relationships" xmlns:m="http://schemas.openxmlformats.org/officeDocument/2006/math" xmlns:v="urn:schemas-microsoft-com:vml" xmlns:wp14="http://schemas.microsoft.com/office/word/2010/wordprocessingDrawing" xmlns:wp="http://schemas.openxmlformats.org/drawingml/2006/wordprocessingDrawing" xmlns:w10="urn:schemas-microsoft-com:office:word" xmlns:w="http://schemas.openxmlformats.org/wordprocessingml/2006/main" xmlns:w14="http://schemas.microsoft.com/office/word/2010/wordml" xmlns:w15="http://schemas.microsoft.com/office/word/2012/wordml" xmlns:w16cex="http://schemas.microsoft.com/office/word/2018/wordml/cex" xmlns:w16cid="http://schemas.microsoft.com/office/word/2016/wordml/cid" xmlns:w16="http://schemas.microsoft.com/office/word/2018/wordml" xmlns:w16du="http://schemas.microsoft.com/office/word/2023/wordml/word16du" xmlns:w16sdtdh="http://schemas.microsoft.com/office/word/2020/wordml/sdtdatahash" xmlns:w16sdtfl="http://schemas.microsoft.com/office/word/2024/wordml/sdtformatlock" xmlns:w16se="http://schemas.microsoft.com/office/word/2015/wordml/symex" xmlns:wpg="http://schemas.microsoft.com/office/word/2010/wordprocessingGroup" xmlns:wpi="http://schemas.microsoft.com/office/word/2010/wordprocessingInk" xmlns:wne="http://schemas.microsoft.com/office/word/2006/wordml" xmlns:wps="http://schemas.microsoft.com/office/word/2010/wordprocessingShape" mc:Ignorable="w14 w15 w16se w16cid w16 w16cex w16sdtdh w16sdtfl w16du wp14">
+  <w:endnote w:type="separator" w:id="-1">
+    <w:p>
+      <w:pPr>
+        <w:spacing w:after="0" w:line="240" w:lineRule="auto"/>
+      </w:pPr>
+      <w:r>
+        <w:separator/>
+      </w:r>
+    </w:p>
+  </w:endnote>
+  <w:endnote w:type="continuationSeparator" w:id="0">
+    <w:p>
+      <w:pPr>
+        <w:spacing w:after="0" w:line="240" w:lineRule="auto"/>
+      </w:pPr>
+      <w:r>
+        <w:continuationSeparator/>
+      </w:r>
+    </w:p>
+  </w:endnote>
+</w:endnotes>
+</file>
+
+<file path=word/footer1.xml><?xml version="1.0" encoding="utf-8"?>
+<w:ftr xmlns:wpc="http://schemas.microsoft.com/office/word/2010/wordprocessingCanvas" xmlns:cx="http://schemas.microsoft.com/office/drawing/2014/chartex" xmlns:cx1="http://schemas.microsoft.com/office/drawing/2015/9/8/chartex" xmlns:cx2="http://schemas.microsoft.com/office/drawing/2015/10/21/chartex" xmlns:cx3="http://schemas.microsoft.com/office/drawing/2016/5/9/chartex" xmlns:cx4="http://schemas.microsoft.com/office/drawing/2016/5/10/chartex" xmlns:cx5="http://schemas.microsoft.com/office/drawing/2016/5/11/chartex" xmlns:cx6="http://schemas.microsoft.com/office/drawing/2016/5/12/chartex" xmlns:cx7="http://schemas.microsoft.com/office/drawing/2016/5/13/chartex" xmlns:cx8="http://schemas.microsoft.com/office/drawing/2016/5/14/chartex" xmlns:mc="http://schemas.openxmlformats.org/markup-compatibility/2006" xmlns:aink="http://schemas.microsoft.com/office/drawing/2016/ink" xmlns:am3d="http://schemas.microsoft.com/office/drawing/2017/model3d" xmlns:o="urn:schemas-microsoft-com:office:office" xmlns:oel="http://schemas.microsoft.com/office/2019/extlst" xmlns:r="http://schemas.openxmlformats.org/officeDocument/2006/relationships" xmlns:m="http://schemas.openxmlformats.org/officeDocument/2006/math" xmlns:v="urn:schemas-microsoft-com:vml" xmlns:wp14="http://schemas.microsoft.com/office/word/2010/wordprocessingDrawing" xmlns:wp="http://schemas.openxmlformats.org/drawingml/2006/wordprocessingDrawing" xmlns:w10="urn:schemas-microsoft-com:office:word" xmlns:w="http://schemas.openxmlformats.org/wordprocessingml/2006/main" xmlns:w14="http://schemas.microsoft.com/office/word/2010/wordml" xmlns:w15="http://schemas.microsoft.com/office/word/2012/wordml" xmlns:w16cex="http://schemas.microsoft.com/office/word/2018/wordml/cex" xmlns:w16cid="http://schemas.microsoft.com/office/word/2016/wordml/cid" xmlns:w16="http://schemas.microsoft.com/office/word/2018/wordml" xmlns:w16du="http://schemas.microsoft.com/office/word/2023/wordml/word16du" xmlns:w16sdtdh="http://schemas.microsoft.com/office/word/2020/wordml/sdtdatahash" xmlns:w16sdtfl="http://schemas.microsoft.com/office/word/2024/wordml/sdtformatlock" xmlns:w16se="http://schemas.microsoft.com/office/word/2015/wordml/symex" xmlns:wpg="http://schemas.microsoft.com/office/word/2010/wordprocessingGroup" xmlns:wpi="http://schemas.microsoft.com/office/word/2010/wordprocessingInk" xmlns:wne="http://schemas.microsoft.com/office/word/2006/wordml" xmlns:wps="http://schemas.microsoft.com/office/word/2010/wordprocessingShape" mc:Ignorable="w14 w15 w16se w16cid w16 w16cex w16sdtdh w16sdtfl w16du wp14">
+  <w:p>
+    <w:pPr>
+      <w:pStyle w:val="Rodap"/>
+    </w:pPr>
+  </w:p>
+</w:ftr>
+</file>
+
+<file path=word/footer2.xml><?xml version="1.0" encoding="utf-8"?>
+<w:ftr xmlns:wpc="http://schemas.microsoft.com/office/word/2010/wordprocessingCanvas" xmlns:cx="http://schemas.microsoft.com/office/drawing/2014/chartex" xmlns:cx1="http://schemas.microsoft.com/office/drawing/2015/9/8/chartex" xmlns:cx2="http://schemas.microsoft.com/office/drawing/2015/10/21/chartex" xmlns:cx3="http://schemas.microsoft.com/office/drawing/2016/5/9/chartex" xmlns:cx4="http://schemas.microsoft.com/office/drawing/2016/5/10/chartex" xmlns:cx5="http://schemas.microsoft.com/office/drawing/2016/5/11/chartex" xmlns:cx6="http://schemas.microsoft.com/office/drawing/2016/5/12/chartex" xmlns:cx7="http://schemas.microsoft.com/office/drawing/2016/5/13/chartex" xmlns:cx8="http://schemas.microsoft.com/office/drawing/2016/5/14/chartex" xmlns:mc="http://schemas.openxmlformats.org/markup-compatibility/2006" xmlns:aink="http://schemas.microsoft.com/office/drawing/2016/ink" xmlns:am3d="http://schemas.microsoft.com/office/drawing/2017/model3d" xmlns:o="urn:schemas-microsoft-com:office:office" xmlns:oel="http://schemas.microsoft.com/office/2019/extlst" xmlns:r="http://schemas.openxmlformats.org/officeDocument/2006/relationships" xmlns:m="http://schemas.openxmlformats.org/officeDocument/2006/math" xmlns:v="urn:schemas-microsoft-com:vml" xmlns:wp14="http://schemas.microsoft.com/office/word/2010/wordprocessingDrawing" xmlns:wp="http://schemas.openxmlformats.org/drawingml/2006/wordprocessingDrawing" xmlns:w10="urn:schemas-microsoft-com:office:word" xmlns:w="http://schemas.openxmlformats.org/wordprocessingml/2006/main" xmlns:w14="http://schemas.microsoft.com/office/word/2010/wordml" xmlns:w15="http://schemas.microsoft.com/office/word/2012/wordml" xmlns:w16cex="http://schemas.microsoft.com/office/word/2018/wordml/cex" xmlns:w16cid="http://schemas.microsoft.com/office/word/2016/wordml/cid" xmlns:w16="http://schemas.microsoft.com/office/word/2018/wordml" xmlns:w16du="http://schemas.microsoft.com/office/word/2023/wordml/word16du" xmlns:w16sdtdh="http://schemas.microsoft.com/office/word/2020/wordml/sdtdatahash" xmlns:w16sdtfl="http://schemas.microsoft.com/office/word/2024/wordml/sdtformatlock" xmlns:w16se="http://schemas.microsoft.com/office/word/2015/wordml/symex" xmlns:wpg="http://schemas.microsoft.com/office/word/2010/wordprocessingGroup" xmlns:wpi="http://schemas.microsoft.com/office/word/2010/wordprocessingInk" xmlns:wne="http://schemas.microsoft.com/office/word/2006/wordml" xmlns:wps="http://schemas.microsoft.com/office/word/2010/wordprocessingShape" mc:Ignorable="w14 w15 w16se w16cid w16 w16cex w16sdtdh w16sdtfl w16du wp14">
+  <w:p>
+    <w:pPr>
+      <w:rPr>
+        <w:b/>
+        <w:bCs/>
+      </w:rPr>
+    </w:pPr>
+    <w:r>
+      <w:rPr>
+        <w:noProof/>
+      </w:rPr>
+      <w:drawing>
+        <wp:inline distT="0" distB="0" distL="0" distR="0" wp14:anchorId="49619A6B" wp14:editId="406DCF77">
+          <wp:extent cx="1748734" cy="1104900"/>
+          <wp:effectExtent l="0" t="0" r="4445" b="0"/>
+          <wp:docPr id="1943142082" name="Imagem 2" descr="EvadinLogo"/>
+          <wp:cNvGraphicFramePr>
+            <a:graphicFrameLocks xmlns:a="http://schemas.openxmlformats.org/drawingml/2006/main" noChangeAspect="1"/>
+          </wp:cNvGraphicFramePr>
+          <a:graphic xmlns:a="http://schemas.openxmlformats.org/drawingml/2006/main">
+            <a:graphicData uri="http://schemas.openxmlformats.org/drawingml/2006/picture">
+              <pic:pic xmlns:pic="http://schemas.openxmlformats.org/drawingml/2006/picture">
+                <pic:nvPicPr>
+                  <pic:cNvPr id="1313686793" name="Imagem 2" descr="EvadinLogo"/>
+                  <pic:cNvPicPr/>
+                </pic:nvPicPr>
+                <pic:blipFill>
+                  <a:blip r:embed="rId1"/>
+                  <a:stretch>
+                    <a:fillRect/>
+                  </a:stretch>
+                </pic:blipFill>
+                <pic:spPr>
+                  <a:xfrm>
+                    <a:off x="0" y="0"/>
+                    <a:ext cx="1791226" cy="1131748"/>
+                  </a:xfrm>
+                  <a:prstGeom prst="rect">
+                    <a:avLst/>
+                  </a:prstGeom>
+                </pic:spPr>
+              </pic:pic>
+            </a:graphicData>
+          </a:graphic>
+        </wp:inline>
+      </w:drawing>
+    </w:r>
+    <w:r>
+      <w:rPr>
+        <w:b/>
+        <w:bCs/>
+      </w:rPr>
+      <w:t xml:space="preserve"> </w:t>
+    </w:r>
+    <w:r>
+      <w:rPr>
+        <w:b/>
+        <w:bCs/>
+      </w:rPr>
+      <w:t>Customer</w:t>
+    </w:r>
+    <w:r>
+      <w:rPr>
+        <w:b/>
+        <w:bCs/>
+      </w:rPr>
+      <w:t>:</w:t>
+    </w:r>
+    <w:r>
+      <w:rPr>
+        <w:b/>
+        <w:bCs/>
+      </w:rPr>
+      <w:t xml:space="preserve"> </w:t>
+    </w:r>
+    <w:r>
+      <w:rPr>
+        <w:b/>
+        <w:bCs/>
+      </w:rPr>
+      <w:t xml:space="preserve"> &lt;</w:t>
+    </w:r>
+    <w:proofErr w:type="spellStart"/>
+    <w:r>
+      <w:rPr>
+        <w:b/>
+        <w:bCs/>
+      </w:rPr>
+      <w:t>CustomerName</w:t>
+    </w:r>
+    <w:proofErr w:type="spellEnd"/>
+    <w:r>
+      <w:rPr>
+        <w:b/>
+        <w:bCs/>
+      </w:rPr>
+      <w:t>&gt;</w:t>
+    </w:r>
+  </w:p>
+  <w:tbl>
+    <w:tblPr>
+      <w:tblStyle w:val="Tabelacomgrade"/>
+      <w:tblW w:w="0" w:type="auto"/>
+      <w:tblLook w:val="04A0" w:firstRow="1" w:lastRow="0" w:firstColumn="1" w:lastColumn="0" w:noHBand="0" w:noVBand="1"/>
+      <w:tblCaption w:val="Items"/>
+    </w:tblPr>
+    <w:tblGrid>
+      <w:gridCol w:w="2926"/>
+      <w:gridCol w:w="2927"/>
+      <w:gridCol w:w="2927"/>
+    </w:tblGrid>
+    <w:tr>
+      <w:tc>
+        <w:tcPr>
+          <w:tcW w:w="2926" w:type="dxa"/>
+        </w:tcPr>
+        <w:p>
+          <w:pPr>
+            <w:rPr>
+              <w:b/>
+              <w:bCs/>
+            </w:rPr>
+          </w:pPr>
+          <w:r>
+            <w:rPr>
+              <w:b/>
+              <w:bCs/>
+              <w:highlight w:val="yellow"/>
+            </w:rPr>
+            <w:t>Description</w:t>
+          </w:r>
+        </w:p>
+      </w:tc>
+      <w:tc>
+        <w:tcPr>
+          <w:tcW w:w="2927" w:type="dxa"/>
+        </w:tcPr>
+        <w:p>
+          <w:pPr>
+            <w:jc w:val="right"/>
+          </w:pPr>
+          <w:r>
+            <w:rPr>
+              <w:b/>
+              <w:bCs/>
+              <w:color w:val="FF0000"/>
+            </w:rPr>
+            <w:t>Quantity</w:t>
+          </w:r>
+        </w:p>
+      </w:tc>
+      <w:tc>
+        <w:tcPr>
+          <w:tcW w:w="2927" w:type="dxa"/>
+        </w:tcPr>
+        <w:p>
+          <w:pPr>
+            <w:jc w:val="right"/>
+            <w:rPr>
+              <w:b/>
+              <w:bCs/>
+            </w:rPr>
+          </w:pPr>
+          <w:r>
+            <w:t>Price</w:t>
+          </w:r>
+        </w:p>
+      </w:tc>
+    </w:tr>
+    <w:tr>
+      <w:tc>
+        <w:tcPr>
+          <w:tcW w:w="2926" w:type="dxa"/>
+        </w:tcPr>
+        <w:p>
+          <w:pPr>
+            <w:rPr>
+              <w:b/>
+              <w:bCs/>
+              <w:i/>
+              <w:iCs/>
+            </w:rPr>
+          </w:pPr>
+          <w:r>
+            <w:rPr>
+              <w:b/>
+              <w:bCs/>
+              <w:i/>
+              <w:iCs/>
+            </w:rPr>
+            <w:t>&lt;Description&gt;</w:t>
+          </w:r>
+        </w:p>
+      </w:tc>
+      <w:tc>
+        <w:tcPr>
+          <w:tcW w:w="2927" w:type="dxa"/>
+        </w:tcPr>
+        <w:p>
+          <w:pPr>
+            <w:jc w:val="right"/>
+          </w:pPr>
+          <w:r>
+            <w:t>&lt;Quantity&gt;</w:t>
+          </w:r>
+        </w:p>
+      </w:tc>
+      <w:tc>
+        <w:tcPr>
+          <w:tcW w:w="2927" w:type="dxa"/>
+        </w:tcPr>
+        <w:p>
+          <w:pPr>
+            <w:jc w:val="right"/>
+          </w:pPr>
+          <w:r>
+            <w:t>&lt;Price&gt;</w:t>
+          </w:r>
+        </w:p>
+      </w:tc>
+    </w:tr>
+  </w:tbl>
+  <w:p>
+    <w:pPr>
+      <w:rPr>
+        <w:b/>
+        <w:bCs/>
+      </w:rPr>
+    </w:pPr>
+  </w:p>
+  <w:p>
+    <w:pPr>
+      <w:pStyle w:val="Rodap"/>
+    </w:pPr>
+  </w:p>
+</w:ftr>
+</file>
+
+<file path=word/footer3.xml><?xml version="1.0" encoding="utf-8"?>
+<w:ftr xmlns:wpc="http://schemas.microsoft.com/office/word/2010/wordprocessingCanvas" xmlns:cx="http://schemas.microsoft.com/office/drawing/2014/chartex" xmlns:cx1="http://schemas.microsoft.com/office/drawing/2015/9/8/chartex" xmlns:cx2="http://schemas.microsoft.com/office/drawing/2015/10/21/chartex" xmlns:cx3="http://schemas.microsoft.com/office/drawing/2016/5/9/chartex" xmlns:cx4="http://schemas.microsoft.com/office/drawing/2016/5/10/chartex" xmlns:cx5="http://schemas.microsoft.com/office/drawing/2016/5/11/chartex" xmlns:cx6="http://schemas.microsoft.com/office/drawing/2016/5/12/chartex" xmlns:cx7="http://schemas.microsoft.com/office/drawing/2016/5/13/chartex" xmlns:cx8="http://schemas.microsoft.com/office/drawing/2016/5/14/chartex" xmlns:mc="http://schemas.openxmlformats.org/markup-compatibility/2006" xmlns:aink="http://schemas.microsoft.com/office/drawing/2016/ink" xmlns:am3d="http://schemas.microsoft.com/office/drawing/2017/model3d" xmlns:o="urn:schemas-microsoft-com:office:office" xmlns:oel="http://schemas.microsoft.com/office/2019/extlst" xmlns:r="http://schemas.openxmlformats.org/officeDocument/2006/relationships" xmlns:m="http://schemas.openxmlformats.org/officeDocument/2006/math" xmlns:v="urn:schemas-microsoft-com:vml" xmlns:wp14="http://schemas.microsoft.com/office/word/2010/wordprocessingDrawing" xmlns:wp="http://schemas.openxmlformats.org/drawingml/2006/wordprocessingDrawing" xmlns:w10="urn:schemas-microsoft-com:office:word" xmlns:w="http://schemas.openxmlformats.org/wordprocessingml/2006/main" xmlns:w14="http://schemas.microsoft.com/office/word/2010/wordml" xmlns:w15="http://schemas.microsoft.com/office/word/2012/wordml" xmlns:w16cex="http://schemas.microsoft.com/office/word/2018/wordml/cex" xmlns:w16cid="http://schemas.microsoft.com/office/word/2016/wordml/cid" xmlns:w16="http://schemas.microsoft.com/office/word/2018/wordml" xmlns:w16du="http://schemas.microsoft.com/office/word/2023/wordml/word16du" xmlns:w16sdtdh="http://schemas.microsoft.com/office/word/2020/wordml/sdtdatahash" xmlns:w16sdtfl="http://schemas.microsoft.com/office/word/2024/wordml/sdtformatlock" xmlns:w16se="http://schemas.microsoft.com/office/word/2015/wordml/symex" xmlns:wpg="http://schemas.microsoft.com/office/word/2010/wordprocessingGroup" xmlns:wpi="http://schemas.microsoft.com/office/word/2010/wordprocessingInk" xmlns:wne="http://schemas.microsoft.com/office/word/2006/wordml" xmlns:wps="http://schemas.microsoft.com/office/word/2010/wordprocessingShape" mc:Ignorable="w14 w15 w16se w16cid w16 w16cex w16sdtdh w16sdtfl w16du wp14">
+  <w:p>
+    <w:pPr>
+      <w:pStyle w:val="Rodap"/>
+    </w:pPr>
+  </w:p>
+</w:ftr>
+</file>
+
+<file path=word/footnotes.xml><?xml version="1.0" encoding="utf-8"?>
+<w:footnotes xmlns:wpc="http://schemas.microsoft.com/office/word/2010/wordprocessingCanvas" xmlns:cx="http://schemas.microsoft.com/office/drawing/2014/chartex" xmlns:cx1="http://schemas.microsoft.com/office/drawing/2015/9/8/chartex" xmlns:cx2="http://schemas.microsoft.com/office/drawing/2015/10/21/chartex" xmlns:cx3="http://schemas.microsoft.com/office/drawing/2016/5/9/chartex" xmlns:cx4="http://schemas.microsoft.com/office/drawing/2016/5/10/chartex" xmlns:cx5="http://schemas.microsoft.com/office/drawing/2016/5/11/chartex" xmlns:cx6="http://schemas.microsoft.com/office/drawing/2016/5/12/chartex" xmlns:cx7="http://schemas.microsoft.com/office/drawing/2016/5/13/chartex" xmlns:cx8="http://schemas.microsoft.com/office/drawing/2016/5/14/chartex" xmlns:mc="http://schemas.openxmlformats.org/markup-compatibility/2006" xmlns:aink="http://schemas.microsoft.com/office/drawing/2016/ink" xmlns:am3d="http://schemas.microsoft.com/office/drawing/2017/model3d" xmlns:o="urn:schemas-microsoft-com:office:office" xmlns:oel="http://schemas.microsoft.com/office/2019/extlst" xmlns:r="http://schemas.openxmlformats.org/officeDocument/2006/relationships" xmlns:m="http://schemas.openxmlformats.org/officeDocument/2006/math" xmlns:v="urn:schemas-microsoft-com:vml" xmlns:wp14="http://schemas.microsoft.com/office/word/2010/wordprocessingDrawing" xmlns:wp="http://schemas.openxmlformats.org/drawingml/2006/wordprocessingDrawing" xmlns:w10="urn:schemas-microsoft-com:office:word" xmlns:w="http://schemas.openxmlformats.org/wordprocessingml/2006/main" xmlns:w14="http://schemas.microsoft.com/office/word/2010/wordml" xmlns:w15="http://schemas.microsoft.com/office/word/2012/wordml" xmlns:w16cex="http://schemas.microsoft.com/office/word/2018/wordml/cex" xmlns:w16cid="http://schemas.microsoft.com/office/word/2016/wordml/cid" xmlns:w16="http://schemas.microsoft.com/office/word/2018/wordml" xmlns:w16du="http://schemas.microsoft.com/office/word/2023/wordml/word16du" xmlns:w16sdtdh="http://schemas.microsoft.com/office/word/2020/wordml/sdtdatahash" xmlns:w16sdtfl="http://schemas.microsoft.com/office/word/2024/wordml/sdtformatlock" xmlns:w16se="http://schemas.microsoft.com/office/word/2015/wordml/symex" xmlns:wpg="http://schemas.microsoft.com/office/word/2010/wordprocessingGroup" xmlns:wpi="http://schemas.microsoft.com/office/word/2010/wordprocessingInk" xmlns:wne="http://schemas.microsoft.com/office/word/2006/wordml" xmlns:wps="http://schemas.microsoft.com/office/word/2010/wordprocessingShape" mc:Ignorable="w14 w15 w16se w16cid w16 w16cex w16sdtdh w16sdtfl w16du wp14">
+  <w:footnote w:type="separator" w:id="-1">
+    <w:p>
+      <w:pPr>
+        <w:spacing w:after="0" w:line="240" w:lineRule="auto"/>
+      </w:pPr>
+      <w:r>
+        <w:separator/>
+      </w:r>
+    </w:p>
+  </w:footnote>
+  <w:footnote w:type="continuationSeparator" w:id="0">
+    <w:p>
+      <w:pPr>
+        <w:spacing w:after="0" w:line="240" w:lineRule="auto"/>
+      </w:pPr>
+      <w:r>
+        <w:continuationSeparator/>
+      </w:r>
+    </w:p>
+  </w:footnote>
+</w:footnotes>
+</file>
+
+<file path=word/header1.xml><?xml version="1.0" encoding="utf-8"?>
+<w:hdr xmlns:wpc="http://schemas.microsoft.com/office/word/2010/wordprocessingCanvas" xmlns:cx="http://schemas.microsoft.com/office/drawing/2014/chartex" xmlns:cx1="http://schemas.microsoft.com/office/drawing/2015/9/8/chartex" xmlns:cx2="http://schemas.microsoft.com/office/drawing/2015/10/21/chartex" xmlns:cx3="http://schemas.microsoft.com/office/drawing/2016/5/9/chartex" xmlns:cx4="http://schemas.microsoft.com/office/drawing/2016/5/10/chartex" xmlns:cx5="http://schemas.microsoft.com/office/drawing/2016/5/11/chartex" xmlns:cx6="http://schemas.microsoft.com/office/drawing/2016/5/12/chartex" xmlns:cx7="http://schemas.microsoft.com/office/drawing/2016/5/13/chartex" xmlns:cx8="http://schemas.microsoft.com/office/drawing/2016/5/14/chartex" xmlns:mc="http://schemas.openxmlformats.org/markup-compatibility/2006" xmlns:aink="http://schemas.microsoft.com/office/drawing/2016/ink" xmlns:am3d="http://schemas.microsoft.com/office/drawing/2017/model3d" xmlns:o="urn:schemas-microsoft-com:office:office" xmlns:oel="http://schemas.microsoft.com/office/2019/extlst" xmlns:r="http://schemas.openxmlformats.org/officeDocument/2006/relationships" xmlns:m="http://schemas.openxmlformats.org/officeDocument/2006/math" xmlns:v="urn:schemas-microsoft-com:vml" xmlns:wp14="http://schemas.microsoft.com/office/word/2010/wordprocessingDrawing" xmlns:wp="http://schemas.openxmlformats.org/drawingml/2006/wordprocessingDrawing" xmlns:w10="urn:schemas-microsoft-com:office:word" xmlns:w="http://schemas.openxmlformats.org/wordprocessingml/2006/main" xmlns:w14="http://schemas.microsoft.com/office/word/2010/wordml" xmlns:w15="http://schemas.microsoft.com/office/word/2012/wordml" xmlns:w16cex="http://schemas.microsoft.com/office/word/2018/wordml/cex" xmlns:w16cid="http://schemas.microsoft.com/office/word/2016/wordml/cid" xmlns:w16="http://schemas.microsoft.com/office/word/2018/wordml" xmlns:w16du="http://schemas.microsoft.com/office/word/2023/wordml/word16du" xmlns:w16sdtdh="http://schemas.microsoft.com/office/word/2020/wordml/sdtdatahash" xmlns:w16sdtfl="http://schemas.microsoft.com/office/word/2024/wordml/sdtformatlock" xmlns:w16se="http://schemas.microsoft.com/office/word/2015/wordml/symex" xmlns:wpg="http://schemas.microsoft.com/office/word/2010/wordprocessingGroup" xmlns:wpi="http://schemas.microsoft.com/office/word/2010/wordprocessingInk" xmlns:wne="http://schemas.microsoft.com/office/word/2006/wordml" xmlns:wps="http://schemas.microsoft.com/office/word/2010/wordprocessingShape" mc:Ignorable="w14 w15 w16se w16cid w16 w16cex w16sdtdh w16sdtfl w16du wp14">
+  <w:p>
+    <w:pPr>
+      <w:pStyle w:val="Cabealho"/>
+    </w:pPr>
+  </w:p>
+</w:hdr>
+</file>
+
+<file path=word/header2.xml><?xml version="1.0" encoding="utf-8"?>
+<w:hdr xmlns:wpc="http://schemas.microsoft.com/office/word/2010/wordprocessingCanvas" xmlns:cx="http://schemas.microsoft.com/office/drawing/2014/chartex" xmlns:cx1="http://schemas.microsoft.com/office/drawing/2015/9/8/chartex" xmlns:cx2="http://schemas.microsoft.com/office/drawing/2015/10/21/chartex" xmlns:cx3="http://schemas.microsoft.com/office/drawing/2016/5/9/chartex" xmlns:cx4="http://schemas.microsoft.com/office/drawing/2016/5/10/chartex" xmlns:cx5="http://schemas.microsoft.com/office/drawing/2016/5/11/chartex" xmlns:cx6="http://schemas.microsoft.com/office/drawing/2016/5/12/chartex" xmlns:cx7="http://schemas.microsoft.com/office/drawing/2016/5/13/chartex" xmlns:cx8="http://schemas.microsoft.com/office/drawing/2016/5/14/chartex" xmlns:mc="http://schemas.openxmlformats.org/markup-compatibility/2006" xmlns:aink="http://schemas.microsoft.com/office/drawing/2016/ink" xmlns:am3d="http://schemas.microsoft.com/office/drawing/2017/model3d" xmlns:o="urn:schemas-microsoft-com:office:office" xmlns:oel="http://schemas.microsoft.com/office/2019/extlst" xmlns:r="http://schemas.openxmlformats.org/officeDocument/2006/relationships" xmlns:m="http://schemas.openxmlformats.org/officeDocument/2006/math" xmlns:v="urn:schemas-microsoft-com:vml" xmlns:wp14="http://schemas.microsoft.com/office/word/2010/wordprocessingDrawing" xmlns:wp="http://schemas.openxmlformats.org/drawingml/2006/wordprocessingDrawing" xmlns:w10="urn:schemas-microsoft-com:office:word" xmlns:w="http://schemas.openxmlformats.org/wordprocessingml/2006/main" xmlns:w14="http://schemas.microsoft.com/office/word/2010/wordml" xmlns:w15="http://schemas.microsoft.com/office/word/2012/wordml" xmlns:w16cex="http://schemas.microsoft.com/office/word/2018/wordml/cex" xmlns:w16cid="http://schemas.microsoft.com/office/word/2016/wordml/cid" xmlns:w16="http://schemas.microsoft.com/office/word/2018/wordml" xmlns:w16du="http://schemas.microsoft.com/office/word/2023/wordml/word16du" xmlns:w16sdtdh="http://schemas.microsoft.com/office/word/2020/wordml/sdtdatahash" xmlns:w16sdtfl="http://schemas.microsoft.com/office/word/2024/wordml/sdtformatlock" xmlns:w16se="http://schemas.microsoft.com/office/word/2015/wordml/symex" xmlns:wpg="http://schemas.microsoft.com/office/word/2010/wordprocessingGroup" xmlns:wpi="http://schemas.microsoft.com/office/word/2010/wordprocessingInk" xmlns:wne="http://schemas.microsoft.com/office/word/2006/wordml" xmlns:wps="http://schemas.microsoft.com/office/word/2010/wordprocessingShape" mc:Ignorable="w14 w15 w16se w16cid w16 w16cex w16sdtdh w16sdtfl w16du wp14">
+  <w:p>
+    <w:r>
+      <w:rPr>
+        <w:noProof/>
+      </w:rPr>
+      <w:drawing>
+        <wp:inline distT="0" distB="0" distL="0" distR="0" wp14:anchorId="65A87D4B" wp14:editId="0BDB95F8">
+          <wp:extent cx="1748734" cy="1104900"/>
+          <wp:effectExtent l="0" t="0" r="4445" b="0"/>
+          <wp:docPr id="1313686793" name="Imagem 2" descr="EvadinLogo"/>
+          <wp:cNvGraphicFramePr>
+            <a:graphicFrameLocks xmlns:a="http://schemas.openxmlformats.org/drawingml/2006/main" noChangeAspect="1"/>
+          </wp:cNvGraphicFramePr>
+          <a:graphic xmlns:a="http://schemas.openxmlformats.org/drawingml/2006/main">
+            <a:graphicData uri="http://schemas.openxmlformats.org/drawingml/2006/picture">
+              <pic:pic xmlns:pic="http://schemas.openxmlformats.org/drawingml/2006/picture">
+                <pic:nvPicPr>
+                  <pic:cNvPr id="1313686793" name="Imagem 2" descr="EvadinLogo"/>
+                  <pic:cNvPicPr/>
+                </pic:nvPicPr>
+                <pic:blipFill>
+                  <a:blip r:embed="rId1"/>
+                  <a:stretch>
+                    <a:fillRect/>
+                  </a:stretch>
+                </pic:blipFill>
+                <pic:spPr>
+                  <a:xfrm>
+                    <a:off x="0" y="0"/>
+                    <a:ext cx="1791226" cy="1131748"/>
+                  </a:xfrm>
+                  <a:prstGeom prst="rect">
+                    <a:avLst/>
+                  </a:prstGeom>
+                </pic:spPr>
+              </pic:pic>
+            </a:graphicData>
+          </a:graphic>
+        </wp:inline>
+      </w:drawing>
+    </w:r>
+    <w:r>
+      <w:rPr>
+        <w:b/>
+        <w:bCs/>
+      </w:rPr>
+      <w:t xml:space="preserve"> </w:t>
+    </w:r>
+    <w:r>
+      <w:rPr>
+        <w:b/>
+        <w:bCs/>
+      </w:rPr>
+      <w:t>Invoice Date</w:t>
+    </w:r>
+    <w:r>
+      <w:t>: &lt;</w:t>
+    </w:r>
+    <w:proofErr w:type="spellStart"/>
+    <w:r>
+      <w:t>InvoiceDate</w:t>
+    </w:r>
+    <w:proofErr w:type="spellEnd"/>
+    <w:r>
+      <w:t>&gt;</w:t>
+    </w:r>
+  </w:p>
+  <w:tbl>
+    <w:tblPr>
+      <w:tblStyle w:val="Tabelacomgrade"/>
+      <w:tblW w:w="0" w:type="auto"/>
+      <w:tblLook w:val="04A0" w:firstRow="1" w:lastRow="0" w:firstColumn="1" w:lastColumn="0" w:noHBand="0" w:noVBand="1"/>
+      <w:tblCaption w:val="Items"/>
+    </w:tblPr>
+    <w:tblGrid>
+      <w:gridCol w:w="2926"/>
+      <w:gridCol w:w="2927"/>
+      <w:gridCol w:w="2927"/>
+    </w:tblGrid>
+    <w:tr>
+      <w:tc>
+        <w:tcPr>
+          <w:tcW w:w="2926" w:type="dxa"/>
+        </w:tcPr>
+        <w:p>
+          <w:pPr>
+            <w:rPr>
+              <w:b/>
+              <w:bCs/>
+            </w:rPr>
+          </w:pPr>
+          <w:r>
+            <w:rPr>
+              <w:b/>
+              <w:bCs/>
+              <w:highlight w:val="yellow"/>
+            </w:rPr>
+            <w:t>Description</w:t>
+          </w:r>
+        </w:p>
+      </w:tc>
+      <w:tc>
+        <w:tcPr>
+          <w:tcW w:w="2927" w:type="dxa"/>
+        </w:tcPr>
+        <w:p>
+          <w:pPr>
+            <w:jc w:val="right"/>
+          </w:pPr>
+          <w:r>
+            <w:rPr>
+              <w:b/>
+              <w:bCs/>
+              <w:color w:val="FF0000"/>
+            </w:rPr>
+            <w:t>Quantity</w:t>
+          </w:r>
+        </w:p>
+      </w:tc>
+      <w:tc>
+        <w:tcPr>
+          <w:tcW w:w="2927" w:type="dxa"/>
+        </w:tcPr>
+        <w:p>
+          <w:pPr>
+            <w:jc w:val="right"/>
+            <w:rPr>
+              <w:b/>
+              <w:bCs/>
+            </w:rPr>
+          </w:pPr>
+          <w:r>
+            <w:t>Price</w:t>
+          </w:r>
+        </w:p>
+      </w:tc>
+    </w:tr>
+    <w:tr>
+      <w:tc>
+        <w:tcPr>
+          <w:tcW w:w="2926" w:type="dxa"/>
+        </w:tcPr>
+        <w:p>
+          <w:pPr>
+            <w:rPr>
+              <w:b/>
+              <w:bCs/>
+              <w:i/>
+              <w:iCs/>
+            </w:rPr>
+          </w:pPr>
+          <w:r>
+            <w:rPr>
+              <w:b/>
+              <w:bCs/>
+              <w:i/>
+              <w:iCs/>
+            </w:rPr>
+            <w:t>&lt;Description&gt;</w:t>
+          </w:r>
+        </w:p>
+      </w:tc>
+      <w:tc>
+        <w:tcPr>
+          <w:tcW w:w="2927" w:type="dxa"/>
+        </w:tcPr>
+        <w:p>
+          <w:pPr>
+            <w:jc w:val="right"/>
+          </w:pPr>
+          <w:r>
+            <w:t>&lt;Quantity&gt;</w:t>
+          </w:r>
+        </w:p>
+      </w:tc>
+      <w:tc>
+        <w:tcPr>
+          <w:tcW w:w="2927" w:type="dxa"/>
+        </w:tcPr>
+        <w:p>
+          <w:pPr>
+            <w:jc w:val="right"/>
+          </w:pPr>
+          <w:r>
+            <w:t>&lt;Price&gt;</w:t>
+          </w:r>
+        </w:p>
+      </w:tc>
+    </w:tr>
+  </w:tbl>
+  <w:p/>
+  <w:p>
+    <w:pPr>
+      <w:pStyle w:val="Cabealho"/>
+    </w:pPr>
+  </w:p>
+</w:hdr>
+</file>
+
+<file path=word/header3.xml><?xml version="1.0" encoding="utf-8"?>
+<w:hdr xmlns:wpc="http://schemas.microsoft.com/office/word/2010/wordprocessingCanvas" xmlns:cx="http://schemas.microsoft.com/office/drawing/2014/chartex" xmlns:cx1="http://schemas.microsoft.com/office/drawing/2015/9/8/chartex" xmlns:cx2="http://schemas.microsoft.com/office/drawing/2015/10/21/chartex" xmlns:cx3="http://schemas.microsoft.com/office/drawing/2016/5/9/chartex" xmlns:cx4="http://schemas.microsoft.com/office/drawing/2016/5/10/chartex" xmlns:cx5="http://schemas.microsoft.com/office/drawing/2016/5/11/chartex" xmlns:cx6="http://schemas.microsoft.com/office/drawing/2016/5/12/chartex" xmlns:cx7="http://schemas.microsoft.com/office/drawing/2016/5/13/chartex" xmlns:cx8="http://schemas.microsoft.com/office/drawing/2016/5/14/chartex" xmlns:mc="http://schemas.openxmlformats.org/markup-compatibility/2006" xmlns:aink="http://schemas.microsoft.com/office/drawing/2016/ink" xmlns:am3d="http://schemas.microsoft.com/office/drawing/2017/model3d" xmlns:o="urn:schemas-microsoft-com:office:office" xmlns:oel="http://schemas.microsoft.com/office/2019/extlst" xmlns:r="http://schemas.openxmlformats.org/officeDocument/2006/relationships" xmlns:m="http://schemas.openxmlformats.org/officeDocument/2006/math" xmlns:v="urn:schemas-microsoft-com:vml" xmlns:wp14="http://schemas.microsoft.com/office/word/2010/wordprocessingDrawing" xmlns:wp="http://schemas.openxmlformats.org/drawingml/2006/wordprocessingDrawing" xmlns:w10="urn:schemas-microsoft-com:office:word" xmlns:w="http://schemas.openxmlformats.org/wordprocessingml/2006/main" xmlns:w14="http://schemas.microsoft.com/office/word/2010/wordml" xmlns:w15="http://schemas.microsoft.com/office/word/2012/wordml" xmlns:w16cex="http://schemas.microsoft.com/office/word/2018/wordml/cex" xmlns:w16cid="http://schemas.microsoft.com/office/word/2016/wordml/cid" xmlns:w16="http://schemas.microsoft.com/office/word/2018/wordml" xmlns:w16du="http://schemas.microsoft.com/office/word/2023/wordml/word16du" xmlns:w16sdtdh="http://schemas.microsoft.com/office/word/2020/wordml/sdtdatahash" xmlns:w16sdtfl="http://schemas.microsoft.com/office/word/2024/wordml/sdtformatlock" xmlns:w16se="http://schemas.microsoft.com/office/word/2015/wordml/symex" xmlns:wpg="http://schemas.microsoft.com/office/word/2010/wordprocessingGroup" xmlns:wpi="http://schemas.microsoft.com/office/word/2010/wordprocessingInk" xmlns:wne="http://schemas.microsoft.com/office/word/2006/wordml" xmlns:wps="http://schemas.microsoft.com/office/word/2010/wordprocessingShape" mc:Ignorable="w14 w15 w16se w16cid w16 w16cex w16sdtdh w16sdtfl w16du wp14">
+  <w:p>
+    <w:pPr>
+      <w:pStyle w:val="Cabealho"/>
+    </w:pPr>
+  </w:p>
+</w:hdr>
 </file>
 
 <file path=word/numbering.xml><?xml version="1.0" encoding="utf-8"?>
